--- a/diagram/samples/swimlane.docx
+++ b/diagram/samples/swimlane.docx
@@ -78,7 +78,7 @@
           <w:color w:val="606A78"/>
           <w:sz w:val="18"/>
         </w:rPr>
-        <w:t>Swimlane — Purchase Approval</w:t>
+        <w:t>Swimlane: Purchase Approval</w:t>
       </w:r>
     </w:p>
     <w:p>
@@ -94,7 +94,7 @@
         <w:t>Submit request</w:t>
       </w:r>
       <w:r>
-        <w:t xml:space="preserve"> — process; connects to Review request</w:t>
+        <w:t>: process; connects to Review request</w:t>
       </w:r>
     </w:p>
     <w:p>
@@ -110,7 +110,7 @@
         <w:t>Review request</w:t>
       </w:r>
       <w:r>
-        <w:t xml:space="preserve"> — process; connects to Approved?</w:t>
+        <w:t>: process; connects to Approved?</w:t>
       </w:r>
     </w:p>
     <w:p>
@@ -126,7 +126,7 @@
         <w:t>Approved?</w:t>
       </w:r>
       <w:r>
-        <w:t xml:space="preserve"> — decision; connects to Create PO (yes), Notify rejection (no)</w:t>
+        <w:t>: decision; connects to Create PO (yes), Notify rejection (no)</w:t>
       </w:r>
     </w:p>
     <w:p>
@@ -142,7 +142,7 @@
         <w:t>Create PO</w:t>
       </w:r>
       <w:r>
-        <w:t xml:space="preserve"> — process</w:t>
+        <w:t>: process</w:t>
       </w:r>
     </w:p>
     <w:p>
@@ -158,7 +158,7 @@
         <w:t>Notify rejection</w:t>
       </w:r>
       <w:r>
-        <w:t xml:space="preserve"> — process</w:t>
+        <w:t>: process</w:t>
       </w:r>
     </w:p>
     <w:p>
@@ -174,7 +174,7 @@
         <w:t>Employee</w:t>
       </w:r>
       <w:r>
-        <w:t xml:space="preserve"> — grouping: a1</w:t>
+        <w:t>: grouping: a1</w:t>
       </w:r>
     </w:p>
     <w:p>
@@ -190,7 +190,7 @@
         <w:t>Manager</w:t>
       </w:r>
       <w:r>
-        <w:t xml:space="preserve"> — grouping: m1, g1</w:t>
+        <w:t>: grouping: m1, g1</w:t>
       </w:r>
     </w:p>
     <w:p>
@@ -206,7 +206,7 @@
         <w:t>Finance</w:t>
       </w:r>
       <w:r>
-        <w:t xml:space="preserve"> — grouping: f1, f2</w:t>
+        <w:t>: grouping: f1, f2</w:t>
       </w:r>
     </w:p>
     <w:sectPr>
